--- a/docs/lateral_and_uncertainty_note.docx
+++ b/docs/lateral_and_uncertainty_note.docx
@@ -16,191 +16,332 @@
         <w:pStyle w:val="FirstParagraph"/>
       </w:pPr>
       <w:r>
-        <w:rPr>
-          <w:i/>
-          <w:iCs/>
-        </w:rPr>
-        <w:t xml:space="preserve">2026-08-28. Written after two findings that the current field cannot explain — the</w:t>
-      </w:r>
-      <w:r>
-        <w:rPr>
-          <w:i/>
-          <w:iCs/>
-        </w:rPr>
-        <w:t xml:space="preserve"> </w:t>
-      </w:r>
-      <w:r>
-        <w:rPr>
-          <w:i/>
-          <w:iCs/>
-        </w:rPr>
+        <w:t xml:space="preserve">*2026-08-28. Written after two findings that the current field cannot explain — the</w:t>
+      </w:r>
+      <w:r>
+        <w:t xml:space="preserve"> </w:t>
+      </w:r>
+      <w:r>
         <w:t xml:space="preserve">LTAP speed effect at matched PET, and the cyclist overtake’s lateral criticality — and</w:t>
       </w:r>
       <w:r>
-        <w:rPr>
-          <w:i/>
-          <w:iCs/>
-        </w:rPr>
-        <w:t xml:space="preserve"> </w:t>
-      </w:r>
-      <w:r>
-        <w:rPr>
-          <w:i/>
-          <w:iCs/>
-        </w:rPr>
+        <w:t xml:space="preserve"> </w:t>
+      </w:r>
+      <w:r>
         <w:t xml:space="preserve">after reading five papers Jonas pointed toward or that the search turned up. The claim</w:t>
       </w:r>
       <w:r>
-        <w:rPr>
-          <w:i/>
-          <w:iCs/>
-        </w:rPr>
-        <w:t xml:space="preserve"> </w:t>
-      </w:r>
-      <w:r>
-        <w:rPr>
-          <w:i/>
-          <w:iCs/>
-        </w:rPr>
-        <w:t xml:space="preserve">of this note is that these are</w:t>
-      </w:r>
-      <w:r>
-        <w:rPr>
-          <w:i/>
-          <w:iCs/>
-        </w:rPr>
-        <w:t xml:space="preserve"> </w:t>
-      </w:r>
-      <w:r>
-        <w:rPr>
-          <w:b/>
-          <w:bCs/>
-          <w:i/>
-          <w:iCs/>
-        </w:rPr>
-        <w:t xml:space="preserve">one problem, not two</w:t>
-      </w:r>
-      <w:r>
-        <w:rPr>
-          <w:i/>
-          <w:iCs/>
-        </w:rPr>
-        <w:t xml:space="preserve">, and that the fix is already</w:t>
-      </w:r>
-      <w:r>
-        <w:rPr>
-          <w:i/>
-          <w:iCs/>
-        </w:rPr>
-        <w:t xml:space="preserve"> </w:t>
-      </w:r>
-      <w:r>
-        <w:rPr>
-          <w:i/>
-          <w:iCs/>
-        </w:rPr>
-        <w:t xml:space="preserve">native to active inference. Companion documents:</w:t>
-      </w:r>
-      <w:r>
-        <w:rPr>
-          <w:i/>
-          <w:iCs/>
-        </w:rPr>
+        <w:t xml:space="preserve"> </w:t>
+      </w:r>
+      <w:r>
+        <w:t xml:space="preserve">of this note is that both follow from one structural property of the field — that it</w:t>
+      </w:r>
+      <w:r>
+        <w:t xml:space="preserve"> </w:t>
+      </w:r>
+      <w:r>
+        <w:t xml:space="preserve">evaluates the deficit along a single predicted trajectory — and that the natural repair</w:t>
+      </w:r>
+      <w:r>
+        <w:t xml:space="preserve"> </w:t>
+      </w:r>
+      <w:r>
+        <w:t xml:space="preserve">is native to active inference.</w:t>
+      </w:r>
+    </w:p>
+    <w:p>
+      <w:pPr>
+        <w:pStyle w:val="BodyText"/>
+      </w:pPr>
+      <w:r>
+        <w:rPr>
+          <w:i/>
+          <w:iCs/>
+        </w:rPr>
+        <w:t xml:space="preserve">[Corrected 2026-08-28, later the same day, while explaining §5 to Jonas. An earlier</w:t>
+      </w:r>
+      <w:r>
+        <w:rPr>
+          <w:i/>
+          <w:iCs/>
+        </w:rPr>
+        <w:t xml:space="preserve"> </w:t>
+      </w:r>
+      <w:r>
+        <w:rPr>
+          <w:i/>
+          <w:iCs/>
+        </w:rPr>
+        <w:t xml:space="preserve">version of this line claimed the two findings are</w:t>
+      </w:r>
+      <w:r>
+        <w:rPr>
+          <w:i/>
+          <w:iCs/>
+        </w:rPr>
+        <w:t xml:space="preserve"> </w:t>
+      </w:r>
+      <w:r>
+        <w:rPr>
+          <w:i/>
+          <w:iCs/>
+        </w:rPr>
+        <w:t xml:space="preserve">“one problem, not two”</w:t>
+      </w:r>
+      <w:r>
+        <w:rPr>
+          <w:i/>
+          <w:iCs/>
+        </w:rPr>
+        <w:t xml:space="preserve"> </w:t>
+      </w:r>
+      <w:r>
+        <w:rPr>
+          <w:i/>
+          <w:iCs/>
+        </w:rPr>
+        <w:t xml:space="preserve">with a single</w:t>
+      </w:r>
+      <w:r>
+        <w:rPr>
+          <w:i/>
+          <w:iCs/>
+        </w:rPr>
+        <w:t xml:space="preserve"> </w:t>
+      </w:r>
+      <w:r>
+        <w:rPr>
+          <w:i/>
+          <w:iCs/>
+        </w:rPr>
+        <w:t xml:space="preserve">fix. Working the sign through, that is too strong. The lateral case is safe: the deficit</w:t>
+      </w:r>
+      <w:r>
+        <w:rPr>
+          <w:i/>
+          <w:iCs/>
+        </w:rPr>
+        <w:t xml:space="preserve"> </w:t>
+      </w:r>
+      <w:r>
+        <w:rPr>
+          <w:i/>
+          <w:iCs/>
+        </w:rPr>
+        <w:t xml:space="preserve">is flat at wide clearance and rises steeply at small clearance, so averaging over a</w:t>
+      </w:r>
+      <w:r>
+        <w:rPr>
+          <w:i/>
+          <w:iCs/>
+        </w:rPr>
+        <w:t xml:space="preserve"> </w:t>
+      </w:r>
+      <w:r>
+        <w:rPr>
+          <w:i/>
+          <w:iCs/>
+        </w:rPr>
+        <w:t xml:space="preserve">spread raises it, and raises it more when the mean clearance is small — the right</w:t>
+      </w:r>
+      <w:r>
+        <w:rPr>
+          <w:i/>
+          <w:iCs/>
+        </w:rPr>
+        <w:t xml:space="preserve"> </w:t>
+      </w:r>
+      <w:r>
+        <w:rPr>
+          <w:i/>
+          <w:iCs/>
+        </w:rPr>
+        <w:t xml:space="preserve">direction. The distance case is</w:t>
+      </w:r>
+      <w:r>
+        <w:rPr>
+          <w:i/>
+          <w:iCs/>
+        </w:rPr>
+        <w:t xml:space="preserve"> </w:t>
+      </w:r>
+      <w:r>
+        <w:rPr>
+          <w:b/>
+          <w:bCs/>
+          <w:i/>
+          <w:iCs/>
+        </w:rPr>
+        <w:t xml:space="preserve">not</w:t>
+      </w:r>
+      <w:r>
+        <w:rPr>
+          <w:i/>
+          <w:iCs/>
+        </w:rPr>
+        <w:t xml:space="preserve"> </w:t>
+      </w:r>
+      <w:r>
+        <w:rPr>
+          <w:i/>
+          <w:iCs/>
+        </w:rPr>
+        <w:t xml:space="preserve">safe: if predictive variance grows with distance</w:t>
+      </w:r>
+      <w:r>
+        <w:rPr>
+          <w:i/>
+          <w:iCs/>
+        </w:rPr>
+        <w:t xml:space="preserve"> </w:t>
+      </w:r>
+      <w:r>
+        <w:rPr>
+          <w:i/>
+          <w:iCs/>
+        </w:rPr>
+        <w:t xml:space="preserve">and the deficit is convex, then the more distant conflict gets the higher expected</w:t>
+      </w:r>
+      <w:r>
+        <w:rPr>
+          <w:i/>
+          <w:iCs/>
+        </w:rPr>
+        <w:t xml:space="preserve"> </w:t>
+      </w:r>
+      <w:r>
+        <w:rPr>
+          <w:i/>
+          <w:iCs/>
+        </w:rPr>
+        <w:t xml:space="preserve">deficit, i.e. more discomfort at 70 km/h — the opposite of what we observe. So the</w:t>
+      </w:r>
+      <w:r>
+        <w:rPr>
+          <w:i/>
+          <w:iCs/>
+        </w:rPr>
+        <w:t xml:space="preserve"> </w:t>
+      </w:r>
+      <w:r>
+        <w:rPr>
+          <w:i/>
+          <w:iCs/>
+        </w:rPr>
+        <w:t xml:space="preserve">expectation route earns the lateral term but does not, on its own, explain the LTAP</w:t>
+      </w:r>
+      <w:r>
+        <w:rPr>
+          <w:i/>
+          <w:iCs/>
+        </w:rPr>
+        <w:t xml:space="preserve"> </w:t>
+      </w:r>
+      <w:r>
+        <w:rPr>
+          <w:i/>
+          <w:iCs/>
+        </w:rPr>
+        <w:t xml:space="preserve">effect; that likely needs the bounded-optimal route of Wang et al., where noise changes</w:t>
+      </w:r>
+      <w:r>
+        <w:rPr>
+          <w:i/>
+          <w:iCs/>
+        </w:rPr>
+        <w:t xml:space="preserve"> </w:t>
+      </w:r>
+      <w:r>
+        <w:rPr>
+          <w:i/>
+          <w:iCs/>
+        </w:rPr>
+        <w:t xml:space="preserve">the decision rule rather than only the evaluation. §5’s proposal stands for the lateral</w:t>
+      </w:r>
+      <w:r>
+        <w:rPr>
+          <w:i/>
+          <w:iCs/>
+        </w:rPr>
+        <w:t xml:space="preserve"> </w:t>
+      </w:r>
+      <w:r>
+        <w:rPr>
+          <w:i/>
+          <w:iCs/>
+        </w:rPr>
+        <w:t xml:space="preserve">problem and is downgraded to a candidate for the distance problem. This is exactly the</w:t>
+      </w:r>
+      <w:r>
+        <w:rPr>
+          <w:i/>
+          <w:iCs/>
+        </w:rPr>
+        <w:t xml:space="preserve"> </w:t>
+      </w:r>
+      <w:r>
+        <w:rPr>
+          <w:i/>
+          <w:iCs/>
+        </w:rPr>
+        <w:t xml:space="preserve">derivation §6 puts first, and it is why it goes first.]</w:t>
+      </w:r>
+      <w:r>
+        <w:t xml:space="preserve"> </w:t>
+      </w:r>
+      <w:r>
+        <w:t xml:space="preserve">Companion documents:</w:t>
+      </w:r>
+      <w:r>
         <w:t xml:space="preserve"> </w:t>
       </w:r>
       <w:r>
         <w:rPr>
           <w:rStyle w:val="VerbatimChar"/>
-          <w:i/>
-          <w:iCs/>
         </w:rPr>
         <w:t xml:space="preserve">docs/overtake_construction_note.md</w:t>
       </w:r>
       <w:r>
-        <w:rPr>
-          <w:i/>
-          <w:iCs/>
-        </w:rPr>
-        <w:t xml:space="preserve"> </w:t>
-      </w:r>
-      <w:r>
-        <w:rPr>
-          <w:i/>
-          <w:iCs/>
-        </w:rPr>
+        <w:t xml:space="preserve"> </w:t>
+      </w:r>
+      <w:r>
         <w:t xml:space="preserve">(where both findings came from),</w:t>
       </w:r>
       <w:r>
-        <w:rPr>
-          <w:i/>
-          <w:iCs/>
-        </w:rPr>
         <w:t xml:space="preserve"> </w:t>
       </w:r>
       <w:r>
         <w:rPr>
           <w:rStyle w:val="VerbatimChar"/>
-          <w:i/>
-          <w:iCs/>
         </w:rPr>
         <w:t xml:space="preserve">docs/lane_entry_note.md</w:t>
       </w:r>
       <w:r>
-        <w:rPr>
-          <w:i/>
-          <w:iCs/>
-        </w:rPr>
-        <w:t xml:space="preserve"> </w:t>
-      </w:r>
-      <w:r>
-        <w:rPr>
-          <w:i/>
-          <w:iCs/>
-        </w:rPr>
+        <w:t xml:space="preserve"> </w:t>
+      </w:r>
+      <w:r>
         <w:t xml:space="preserve">(the lateral machinery as it</w:t>
       </w:r>
       <w:r>
-        <w:rPr>
-          <w:i/>
-          <w:iCs/>
-        </w:rPr>
-        <w:t xml:space="preserve"> </w:t>
-      </w:r>
-      <w:r>
-        <w:rPr>
-          <w:i/>
-          <w:iCs/>
-        </w:rPr>
+        <w:t xml:space="preserve"> </w:t>
+      </w:r>
+      <w:r>
         <w:t xml:space="preserve">stands),</w:t>
       </w:r>
       <w:r>
-        <w:rPr>
-          <w:i/>
-          <w:iCs/>
-        </w:rPr>
         <w:t xml:space="preserve"> </w:t>
       </w:r>
       <w:r>
         <w:rPr>
           <w:rStyle w:val="VerbatimChar"/>
-          <w:i/>
-          <w:iCs/>
         </w:rPr>
         <w:t xml:space="preserve">docs/active_inference_for_czb_assessment.md</w:t>
       </w:r>
       <w:r>
-        <w:rPr>
-          <w:i/>
-          <w:iCs/>
-        </w:rPr>
-        <w:t xml:space="preserve"> </w:t>
-      </w:r>
-      <w:r>
-        <w:rPr>
-          <w:i/>
-          <w:iCs/>
-        </w:rPr>
-        <w:t xml:space="preserve">(the framework argument).</w:t>
+        <w:t xml:space="preserve"> </w:t>
+      </w:r>
+      <w:r>
+        <w:t xml:space="preserve">(the framework argument).*</w:t>
       </w:r>
     </w:p>
     <w:bookmarkStart w:id="9" w:name="Xeb4157405fbeea44f6e7c027a179ee9a2717650"/>
@@ -249,31 +390,135 @@
         <w:t xml:space="preserve"> </w:t>
       </w:r>
       <w:r>
-        <w:t xml:space="preserve">than at 50 km/h at every one of the nine PET levels (at PET2: 0.360 against 0.605). PET</w:t>
-      </w:r>
-      <w:r>
-        <w:t xml:space="preserve"> </w:t>
-      </w:r>
-      <w:r>
-        <w:t xml:space="preserve">is a pure time measure, so at matched PET the higher speed simply means a larger distance</w:t>
-      </w:r>
-      <w:r>
-        <w:t xml:space="preserve"> </w:t>
-      </w:r>
-      <w:r>
-        <w:t xml:space="preserve">gap. Our field is built from time-like quantities — inverse tau, TTC, required</w:t>
-      </w:r>
-      <w:r>
-        <w:t xml:space="preserve"> </w:t>
-      </w:r>
-      <w:r>
-        <w:t xml:space="preserve">deceleration — and at matched PET those are close to identical between the two speeds.</w:t>
-      </w:r>
-      <w:r>
-        <w:t xml:space="preserve"> </w:t>
-      </w:r>
-      <w:r>
-        <w:t xml:space="preserve">The field therefore predicts almost no speed effect, and a large one is there.</w:t>
+        <w:t xml:space="preserve">than at 50 km/h at every one of the nine PET levels (at PET2: 0.360 against 0.605).</w:t>
+      </w:r>
+    </w:p>
+    <w:p>
+      <w:pPr>
+        <w:pStyle w:val="BodyText"/>
+      </w:pPr>
+      <w:r>
+        <w:t xml:space="preserve">The manipulation is worth stating precisely, because it decides what the effect can mean.</w:t>
+      </w:r>
+      <w:r>
+        <w:t xml:space="preserve"> </w:t>
+      </w:r>
+      <w:r>
+        <w:t xml:space="preserve">Checked in the traces: the vehicle whose speed changes between the two conditions is the</w:t>
+      </w:r>
+      <w:r>
+        <w:t xml:space="preserve"> </w:t>
+      </w:r>
+      <w:r>
+        <w:rPr>
+          <w:b/>
+          <w:bCs/>
+        </w:rPr>
+        <w:t xml:space="preserve">oncoming</w:t>
+      </w:r>
+      <w:r>
+        <w:t xml:space="preserve"> </w:t>
+      </w:r>
+      <w:r>
+        <w:t xml:space="preserve">one (2.01 m wide, 13.9 m/s in the 50 kph clips and 19.4 m/s in the 70 kph</w:t>
+      </w:r>
+      <w:r>
+        <w:t xml:space="preserve"> </w:t>
+      </w:r>
+      <w:r>
+        <w:t xml:space="preserve">clips); the other vehicle holds 13.9 m/s in both. So the ego’s own kinematics are</w:t>
+      </w:r>
+      <w:r>
+        <w:t xml:space="preserve"> </w:t>
+      </w:r>
+      <w:r>
+        <w:t xml:space="preserve">identical across the manipulation, and PET — the arrival-time separation at the conflict</w:t>
+      </w:r>
+      <w:r>
+        <w:t xml:space="preserve"> </w:t>
+      </w:r>
+      <w:r>
+        <w:t xml:space="preserve">zone — is matched by design.</w:t>
+      </w:r>
+    </w:p>
+    <w:p>
+      <w:pPr>
+        <w:pStyle w:val="BodyText"/>
+      </w:pPr>
+      <w:r>
+        <w:t xml:space="preserve">That makes the effect unusually clean. If the time-based conflict measure is matched and</w:t>
+      </w:r>
+      <w:r>
+        <w:t xml:space="preserve"> </w:t>
+      </w:r>
+      <w:r>
+        <w:t xml:space="preserve">the ego’s own state is unchanged, then essentially the only thing that differs between</w:t>
+      </w:r>
+      <w:r>
+        <w:t xml:space="preserve"> </w:t>
+      </w:r>
+      <w:r>
+        <w:t xml:space="preserve">the conditions is</w:t>
+      </w:r>
+      <w:r>
+        <w:t xml:space="preserve"> </w:t>
+      </w:r>
+      <w:r>
+        <w:rPr>
+          <w:b/>
+          <w:bCs/>
+        </w:rPr>
+        <w:t xml:space="preserve">how far away the oncoming vehicle is</w:t>
+      </w:r>
+      <w:r>
+        <w:t xml:space="preserve"> </w:t>
+      </w:r>
+      <w:r>
+        <w:t xml:space="preserve">at any moment, since a faster</w:t>
+      </w:r>
+      <w:r>
+        <w:t xml:space="preserve"> </w:t>
+      </w:r>
+      <w:r>
+        <w:t xml:space="preserve">vehicle covers the same time gap over a longer distance. The whole effect is therefore</w:t>
+      </w:r>
+      <w:r>
+        <w:t xml:space="preserve"> </w:t>
+      </w:r>
+      <w:r>
+        <w:t xml:space="preserve">carried by distance, at matched time. Our field is built from time-like quantities —</w:t>
+      </w:r>
+      <w:r>
+        <w:t xml:space="preserve"> </w:t>
+      </w:r>
+      <w:r>
+        <w:t xml:space="preserve">inverse tau, TTC, required deceleration — which are by construction close to identical</w:t>
+      </w:r>
+      <w:r>
+        <w:t xml:space="preserve"> </w:t>
+      </w:r>
+      <w:r>
+        <w:t xml:space="preserve">here, so it predicts almost no effect, and a large one is present.</w:t>
+      </w:r>
+    </w:p>
+    <w:p>
+      <w:pPr>
+        <w:pStyle w:val="BodyText"/>
+      </w:pPr>
+      <w:r>
+        <w:t xml:space="preserve">This is also exactly the manipulation used in the gap-acceptance literature below, where</w:t>
+      </w:r>
+      <w:r>
+        <w:t xml:space="preserve"> </w:t>
+      </w:r>
+      <w:r>
+        <w:t xml:space="preserve">the oncoming vehicle’s speed is varied at matched time-to-arrival; our result is a</w:t>
+      </w:r>
+      <w:r>
+        <w:t xml:space="preserve"> </w:t>
+      </w:r>
+      <w:r>
+        <w:t xml:space="preserve">replication of a documented phenomenon rather than an anomaly of this dataset.</w:t>
       </w:r>
     </w:p>
     <w:p>

--- a/docs/lateral_and_uncertainty_note.docx
+++ b/docs/lateral_and_uncertainty_note.docx
@@ -1829,7 +1829,6 @@
     </w:p>
     <w:p>
       <w:pPr>
-        <w:pStyle w:val="Compact"/>
         <w:numPr>
           <w:ilvl w:val="0"/>
           <w:numId w:val="1002"/>
@@ -1863,7 +1862,347 @@
     </w:p>
     <w:p>
       <w:pPr>
-        <w:pStyle w:val="Compact"/>
+        <w:numPr>
+          <w:ilvl w:val="0"/>
+          <w:numId w:val="1000"/>
+        </w:numPr>
+      </w:pPr>
+      <w:r>
+        <w:rPr>
+          <w:i/>
+          <w:iCs/>
+        </w:rPr>
+        <w:t xml:space="preserve">[Done 2026-08-29 at review gate R.2, numerically on the actual preference function</w:t>
+      </w:r>
+      <w:r>
+        <w:rPr>
+          <w:i/>
+          <w:iCs/>
+        </w:rPr>
+        <w:t xml:space="preserve"> </w:t>
+      </w:r>
+      <w:r>
+        <w:rPr>
+          <w:i/>
+          <w:iCs/>
+        </w:rPr>
+        <w:t xml:space="preserve">(</w:t>
+      </w:r>
+      <w:r>
+        <w:rPr>
+          <w:rStyle w:val="VerbatimChar"/>
+          <w:i/>
+          <w:iCs/>
+        </w:rPr>
+        <w:t xml:space="preserve">replication/czb/expected_deficit_sign.py</w:t>
+      </w:r>
+      <w:r>
+        <w:rPr>
+          <w:i/>
+          <w:iCs/>
+        </w:rPr>
+        <w:t xml:space="preserve"> </w:t>
+      </w:r>
+      <w:r>
+        <w:rPr>
+          <w:i/>
+          <w:iCs/>
+        </w:rPr>
+        <w:t xml:space="preserve">→</w:t>
+      </w:r>
+      <w:r>
+        <w:rPr>
+          <w:i/>
+          <w:iCs/>
+        </w:rPr>
+        <w:t xml:space="preserve"> </w:t>
+      </w:r>
+      <w:r>
+        <w:rPr>
+          <w:rStyle w:val="VerbatimChar"/>
+          <w:i/>
+          <w:iCs/>
+        </w:rPr>
+        <w:t xml:space="preserve">replication/czb/out/expected_deficit_sign.md</w:t>
+      </w:r>
+      <w:r>
+        <w:rPr>
+          <w:i/>
+          <w:iCs/>
+        </w:rPr>
+        <w:t xml:space="preserve">), over the second cut-in study’s own</w:t>
+      </w:r>
+      <w:r>
+        <w:rPr>
+          <w:i/>
+          <w:iCs/>
+        </w:rPr>
+        <w:t xml:space="preserve"> </w:t>
+      </w:r>
+      <w:r>
+        <w:rPr>
+          <w:i/>
+          <w:iCs/>
+        </w:rPr>
+        <w:t xml:space="preserve">delta-velocity range. The outcome is worse for the proposal than the correction</w:t>
+      </w:r>
+      <w:r>
+        <w:rPr>
+          <w:i/>
+          <w:iCs/>
+        </w:rPr>
+        <w:t xml:space="preserve"> </w:t>
+      </w:r>
+      <w:r>
+        <w:rPr>
+          <w:i/>
+          <w:iCs/>
+        </w:rPr>
+        <w:t xml:space="preserve">above feared, and different in character: the point field’s within-row direction at</w:t>
+      </w:r>
+      <w:r>
+        <w:rPr>
+          <w:i/>
+          <w:iCs/>
+        </w:rPr>
+        <w:t xml:space="preserve"> </w:t>
+      </w:r>
+      <w:r>
+        <w:rPr>
+          <w:i/>
+          <w:iCs/>
+        </w:rPr>
+        <w:t xml:space="preserve">matched TTC is</w:t>
+      </w:r>
+      <w:r>
+        <w:rPr>
+          <w:i/>
+          <w:iCs/>
+        </w:rPr>
+        <w:t xml:space="preserve"> </w:t>
+      </w:r>
+      <w:r>
+        <w:rPr>
+          <w:b/>
+          <w:bCs/>
+          <w:i/>
+          <w:iCs/>
+        </w:rPr>
+        <w:t xml:space="preserve">inconsistent</w:t>
+      </w:r>
+      <w:r>
+        <w:rPr>
+          <w:i/>
+          <w:iCs/>
+        </w:rPr>
+        <w:t xml:space="preserve"> </w:t>
+      </w:r>
+      <w:r>
+        <w:rPr>
+          <w:i/>
+          <w:iCs/>
+        </w:rPr>
+        <w:t xml:space="preserve">— rho(gap, d) = +1.00 at TTC 2–3 s and −1.00 at</w:t>
+      </w:r>
+      <w:r>
+        <w:rPr>
+          <w:i/>
+          <w:iCs/>
+        </w:rPr>
+        <w:t xml:space="preserve"> </w:t>
+      </w:r>
+      <w:r>
+        <w:rPr>
+          <w:i/>
+          <w:iCs/>
+        </w:rPr>
+        <w:t xml:space="preserve">TTC 5–7 s, through the counterfactual-residual term — where the data are uniformly</w:t>
+      </w:r>
+      <w:r>
+        <w:rPr>
+          <w:i/>
+          <w:iCs/>
+        </w:rPr>
+        <w:t xml:space="preserve"> </w:t>
+      </w:r>
+      <w:r>
+        <w:rPr>
+          <w:i/>
+          <w:iCs/>
+        </w:rPr>
+        <w:t xml:space="preserve">negative (24 of 24 rows); and the distance-scaled noise moves E[d] by at most ~10%</w:t>
+      </w:r>
+      <w:r>
+        <w:rPr>
+          <w:i/>
+          <w:iCs/>
+        </w:rPr>
+        <w:t xml:space="preserve"> </w:t>
+      </w:r>
+      <w:r>
+        <w:rPr>
+          <w:i/>
+          <w:iCs/>
+        </w:rPr>
+        <w:t xml:space="preserve">of the mean deficit with inconsistent sign across rows. So the expected-deficit</w:t>
+      </w:r>
+      <w:r>
+        <w:rPr>
+          <w:i/>
+          <w:iCs/>
+        </w:rPr>
+        <w:t xml:space="preserve"> </w:t>
+      </w:r>
+      <w:r>
+        <w:rPr>
+          <w:i/>
+          <w:iCs/>
+        </w:rPr>
+        <w:t xml:space="preserve">mechanism is a second-order, sign-unstable modulation where the data show a</w:t>
+      </w:r>
+      <w:r>
+        <w:rPr>
+          <w:i/>
+          <w:iCs/>
+        </w:rPr>
+        <w:t xml:space="preserve"> </w:t>
+      </w:r>
+      <w:r>
+        <w:rPr>
+          <w:i/>
+          <w:iCs/>
+        </w:rPr>
+        <w:t xml:space="preserve">first-order monotone effect: it</w:t>
+      </w:r>
+      <w:r>
+        <w:rPr>
+          <w:i/>
+          <w:iCs/>
+        </w:rPr>
+        <w:t xml:space="preserve"> </w:t>
+      </w:r>
+      <w:r>
+        <w:rPr>
+          <w:b/>
+          <w:bCs/>
+          <w:i/>
+          <w:iCs/>
+        </w:rPr>
+        <w:t xml:space="preserve">fails as the explanation of the distance–time</w:t>
+      </w:r>
+      <w:r>
+        <w:rPr>
+          <w:b/>
+          <w:bCs/>
+          <w:i/>
+          <w:iCs/>
+        </w:rPr>
+        <w:t xml:space="preserve"> </w:t>
+      </w:r>
+      <w:r>
+        <w:rPr>
+          <w:b/>
+          <w:bCs/>
+          <w:i/>
+          <w:iCs/>
+        </w:rPr>
+        <w:t xml:space="preserve">anomaly</w:t>
+      </w:r>
+      <w:r>
+        <w:rPr>
+          <w:i/>
+          <w:iCs/>
+        </w:rPr>
+        <w:t xml:space="preserve">, per this step’s own stop rule. The lateral direction remains right, but</w:t>
+      </w:r>
+      <w:r>
+        <w:rPr>
+          <w:i/>
+          <w:iCs/>
+        </w:rPr>
+        <w:t xml:space="preserve"> </w:t>
+      </w:r>
+      <w:r>
+        <w:rPr>
+          <w:i/>
+          <w:iCs/>
+        </w:rPr>
+        <w:t xml:space="preserve">see the gate record (</w:t>
+      </w:r>
+      <w:r>
+        <w:rPr>
+          <w:rStyle w:val="VerbatimChar"/>
+          <w:i/>
+          <w:iCs/>
+        </w:rPr>
+        <w:t xml:space="preserve">docs/r2_gate_decisions.md</w:t>
+      </w:r>
+      <w:r>
+        <w:rPr>
+          <w:i/>
+          <w:iCs/>
+        </w:rPr>
+        <w:t xml:space="preserve">) for why the lateral extension is</w:t>
+      </w:r>
+      <w:r>
+        <w:rPr>
+          <w:i/>
+          <w:iCs/>
+        </w:rPr>
+        <w:t xml:space="preserve"> </w:t>
+      </w:r>
+      <w:r>
+        <w:rPr>
+          <w:i/>
+          <w:iCs/>
+        </w:rPr>
+        <w:t xml:space="preserve">not being built either: the field’s longitudinal core was ruled against on the</w:t>
+      </w:r>
+      <w:r>
+        <w:rPr>
+          <w:i/>
+          <w:iCs/>
+        </w:rPr>
+        <w:t xml:space="preserve"> </w:t>
+      </w:r>
+      <w:r>
+        <w:rPr>
+          <w:i/>
+          <w:iCs/>
+        </w:rPr>
+        <w:t xml:space="preserve">second cut-in study by the pre-registered field-versus-gap comparison, and steps 2</w:t>
+      </w:r>
+      <w:r>
+        <w:rPr>
+          <w:i/>
+          <w:iCs/>
+        </w:rPr>
+        <w:t xml:space="preserve"> </w:t>
+      </w:r>
+      <w:r>
+        <w:rPr>
+          <w:i/>
+          <w:iCs/>
+        </w:rPr>
+        <w:t xml:space="preserve">and 3 below are therefore not run — testing refinements of a core the data have</w:t>
+      </w:r>
+      <w:r>
+        <w:rPr>
+          <w:i/>
+          <w:iCs/>
+        </w:rPr>
+        <w:t xml:space="preserve"> </w:t>
+      </w:r>
+      <w:r>
+        <w:rPr>
+          <w:i/>
+          <w:iCs/>
+        </w:rPr>
+        <w:t xml:space="preserve">rejected would be building on sand.]</w:t>
+      </w:r>
+    </w:p>
+    <w:p>
+      <w:pPr>
         <w:numPr>
           <w:ilvl w:val="0"/>
           <w:numId w:val="1002"/>
@@ -1903,7 +2242,6 @@
     </w:p>
     <w:p>
       <w:pPr>
-        <w:pStyle w:val="Compact"/>
         <w:numPr>
           <w:ilvl w:val="0"/>
           <w:numId w:val="1002"/>
@@ -1937,7 +2275,6 @@
     </w:p>
     <w:p>
       <w:pPr>
-        <w:pStyle w:val="Compact"/>
         <w:numPr>
           <w:ilvl w:val="0"/>
           <w:numId w:val="1002"/>
